--- a/zaini_case_audit_output/outputs/word/documents/152_الشكوى (وورد).docx
+++ b/zaini_case_audit_output/outputs/word/documents/152_الشكوى (وورد).docx
@@ -51,6 +51,20 @@
           <w:i/>
         </w:rPr>
         <w:t>[مخرج آلي / Script Output - سماوي]  [مخرج آلي يحتاج مراجعة بشرية - وردي]</w:t>
+      </w:r>
+    </w:p>
+    <w:p>
+      <w:pPr>
+        <w:jc w:val="right"/>
+        <w:bidi/>
+      </w:pPr>
+      <w:r>
+        <w:rPr>
+          <w:b w:val="0"/>
+          <w:i/>
+          <w:color w:val="C00000"/>
+        </w:rPr>
+        <w:t>[نص ممسوح OCR صُحِّح ترتيبه آلياً — قد يحتوي أخطاء طفيفة]</w:t>
       </w:r>
     </w:p>
     <w:p/>
@@ -207,7 +221,7 @@
           <w:b w:val="0"/>
           <w:i w:val="0"/>
         </w:rPr>
-        <w:t>1-أرفقت عقد البيع الموقع من الوالد بحضور شهود.</w:t>
+        <w:t>.دوهش روضحب دلاولا نم عقوملا عيبلا دقع تقفرأ1-</w:t>
       </w:r>
     </w:p>
     <w:p>

--- a/zaini_case_audit_output/outputs/word/documents/152_الشكوى (وورد).docx
+++ b/zaini_case_audit_output/outputs/word/documents/152_الشكوى (وورد).docx
@@ -70,40 +70,37 @@
     <w:p/>
     <w:p>
       <w:pPr>
+        <w:pStyle w:val="Heading2"/>
         <w:jc w:val="right"/>
         <w:bidi/>
       </w:pPr>
       <w:r>
-        <w:rPr>
-          <w:b w:val="0"/>
-          <w:i w:val="0"/>
-        </w:rPr>
+        <w:t>[المتن الفعلي: الوقائع / الأسباب / المنطوق] ===</w:t>
+        <w:br/>
         <w:t>التاريخ: 26/04 /1446هـ</w:t>
       </w:r>
     </w:p>
     <w:p>
       <w:pPr>
+        <w:pStyle w:val="Heading2"/>
         <w:jc w:val="right"/>
         <w:bidi/>
       </w:pPr>
       <w:r>
-        <w:rPr>
-          <w:b w:val="0"/>
-          <w:i w:val="0"/>
-        </w:rPr>
+        <w:t>[المُرسَل إليه / المخاطَب والتحية] ===</w:t>
+        <w:br/>
         <w:t>معالي الدكتور/ وليد بن محمد الصمعاني وزير العدل ورئيس المجلس الأعلى للقضاء ،، سلمه الله</w:t>
       </w:r>
     </w:p>
     <w:p>
       <w:pPr>
+        <w:pStyle w:val="Heading2"/>
         <w:jc w:val="right"/>
         <w:bidi/>
       </w:pPr>
       <w:r>
-        <w:rPr>
-          <w:b w:val="0"/>
-          <w:i w:val="0"/>
-        </w:rPr>
+        <w:t>[المتن الفعلي: الوقائع / الأسباب / المنطوق] ===</w:t>
+        <w:br/>
         <w:t>الســـلام عليكم ورحمة الله وبركاتــــه .. وبعد:</w:t>
       </w:r>
     </w:p>
@@ -122,27 +119,25 @@
     </w:p>
     <w:p>
       <w:pPr>
+        <w:pStyle w:val="Heading2"/>
         <w:jc w:val="right"/>
         <w:bidi/>
       </w:pPr>
       <w:r>
-        <w:rPr>
-          <w:b w:val="0"/>
-          <w:i w:val="0"/>
-        </w:rPr>
+        <w:t>[الطلبات / المرفقات] ===</w:t>
+        <w:br/>
         <w:t>في البداية أتقدم لمعاليكم بجزيل الشكر على تكرمكم بمقابلتي الأولى لعرض شكواي ضد دائرة الاستئناف الثانية بالمحكمة التجارية من الحكم الجائر الصادر ضدي ، وبعد تفهم معاليكم للضرر الحاصل ، وأن لي حق معتبر في شكواي، قمتم بتوجيهي بالتقدم بالتماس إعادة نظر، وإرفاق جميع مستندات السداد، إلا أن الحاصل هو أنني بعدما تقدمت بالتماس إعادة النظر وقدمت جميع مستندات الوفاء، أصرت محكمة الاستئناف على حكمها الجائر، المخالف لأحكام النظام والشرع، و اجتهادها المعيب، وقررت عدم قبول الالتماس، وجاء تسبيبها متناقض بعضه البعض، لذا ألتمس من معاليكم النظر في شكواي هذه، في ضوء المستجدات التي حدثت، وما قررته محكمة الاستئناف في تسبيبها الغريب برد التماس إعادة النظر، والذي خالف تسبيبها السابق في الحكم الموضوعي، إذ كانت علتها الأولى أنني لم أتقدم بما يثبت الوفاء، فكيف بعد أن قدمت مستندات الوفاء، وما يفيد صحة عقد البيع، وتنفيذ شروطه والوفاء بالثمن، يأتي حكمها المتعسف ، والذي تضمن التفاتها عن تلك المستندات الرسمية والموثقة.</w:t>
       </w:r>
     </w:p>
     <w:p>
       <w:pPr>
+        <w:pStyle w:val="Heading2"/>
         <w:jc w:val="right"/>
         <w:bidi/>
       </w:pPr>
       <w:r>
-        <w:rPr>
-          <w:b w:val="0"/>
-          <w:i w:val="0"/>
-        </w:rPr>
+        <w:t>[المتن الفعلي: الوقائع / الأسباب / المنطوق] ===</w:t>
+        <w:br/>
         <w:t>وتتلخص شكواي في الآتي:</w:t>
       </w:r>
     </w:p>
@@ -239,27 +234,25 @@
     </w:p>
     <w:p>
       <w:pPr>
+        <w:pStyle w:val="Heading2"/>
         <w:jc w:val="right"/>
         <w:bidi/>
       </w:pPr>
       <w:r>
-        <w:rPr>
-          <w:b w:val="0"/>
-          <w:i w:val="0"/>
-        </w:rPr>
+        <w:t>[الطلبات / المرفقات] ===</w:t>
+        <w:br/>
         <w:t>3-أرفقت المستندات الموثقة على السداد والوفاء بثمن الحصة والثابت بشيكات مصرفية، منها شيك بمبلغ 450 ألف ريال أهدرت المحكمة حجيته بقولها بالتسبيب: (أن المدعى عليه لم يعمد على هذا الجزء في السداد وربما يكون المبلغ لعلاقة أخرى\!\!)، كما أرفقت شيكات مجموعهما مبلغ 6 مليون ريال، وأهدرت المحكمة حجيتها –رغم عدم نزاع المدعين فيها - بحجة أن صور الشيكات المقدمة غير واضحة، كما رفضت مخاطبة البنوك ذات العلاقة لتفصح لها عن ما قمت بسدادة من ديون عن المورث بائع الحصص. وبعدما تقدمت بالتماس إعادة نظرعلى الحكم، وقدمت مرفقات موثقة تؤكد سدادي لديون عن المورث بائع الحصص، وتحملي تكاليف علاجه بمبالغ تزيد عن قيمة التعاقد، رفضت قبولها، ووجهت برفع دعوى مستقلة بها، وهو موقف غريب وعجيب من الدائرة.</w:t>
       </w:r>
     </w:p>
     <w:p>
       <w:pPr>
+        <w:pStyle w:val="Heading2"/>
         <w:jc w:val="right"/>
         <w:bidi/>
       </w:pPr>
       <w:r>
-        <w:rPr>
-          <w:b w:val="0"/>
-          <w:i w:val="0"/>
-        </w:rPr>
+        <w:t>[المتن الفعلي: الوقائع / الأسباب / المنطوق] ===</w:t>
+        <w:br/>
         <w:t>ثانياً: جاء تسبيب حكم الاستئنافً متجهاً في مسار واحد وهو أن ما يزعمه المدعي هو الصدق، وما يدفع به المدعى عليه غير صحيح، وهذا يعتبر بمثابة القضاء بالعلم الشخصي وغياب واضح عن الحياد الموضوعي، ونظراً لتأثر المحكمة بكذب المدعي، فقد غاب عنها إعمال نصوص نظام الإثبات واضحة الدلالة، فاتجهت في قضائها إلى القرائن الغير معتبرة، وخالفت المبدأ القضائي: (أن الأصل أن تتصدى محكمة الموضوع لأي دفع جوهري في الدعوى، والذي لو صح لتغير به وجه الحكم في الدعوى) والمبدأ القضائي : (أن الظاهر معتبر ما لم يطرأ ما يرده بيقين، ولا يعدل عنه إلا لحجة سالمة من الرد).</w:t>
       </w:r>
     </w:p>
@@ -330,14 +323,13 @@
     </w:p>
     <w:p>
       <w:pPr>
+        <w:pStyle w:val="Heading2"/>
         <w:jc w:val="right"/>
         <w:bidi/>
       </w:pPr>
       <w:r>
-        <w:rPr>
-          <w:b w:val="0"/>
-          <w:i w:val="0"/>
-        </w:rPr>
+        <w:t>[الطلبات / المرفقات] ===</w:t>
+        <w:br/>
         <w:t>1- قدمت بمرفقات الالتماس مستندات مصرفية كدليل قاطع على قيام المشتري بسداد ديون على المورث من واقع شيكات وحوالات بنكية جميعها صادرة بتاريخ لاحق على بيع الحصص، وتقترب من 50 مليون ريال. ومستندات أخرى تفيد تحمل المشتري (المدعى عليه) نفقات معيشة المورث ونقات علاج ومصاريف طبية وجميعها لاحقة على تاريخ البيع وحتى وفاة المورث لمدة 7 سنوات كاملة بما يجاوز 12 مليون ريال، وهو ما يتفق مع البند خامساً من عقد البيع.</w:t>
       </w:r>
     </w:p>
@@ -369,14 +361,13 @@
     </w:p>
     <w:p>
       <w:pPr>
+        <w:pStyle w:val="Heading2"/>
         <w:jc w:val="right"/>
         <w:bidi/>
       </w:pPr>
       <w:r>
-        <w:rPr>
-          <w:b w:val="0"/>
-          <w:i w:val="0"/>
-        </w:rPr>
+        <w:t>[المتن الفعلي: الوقائع / الأسباب / المنطوق] ===</w:t>
+        <w:br/>
         <w:t>ورغم تحقق موجب قبول التماس إعادة النظر، إلا أن محكمة الاستئناف رفضت الالتماس شكلاً، وتناقضت في حكمها بالقول بأن عليا أن أقيم دعوى للمطالبة بما سددته من ديون على بائع الحصة.</w:t>
       </w:r>
     </w:p>
@@ -395,14 +386,13 @@
     </w:p>
     <w:p>
       <w:pPr>
+        <w:pStyle w:val="Heading2"/>
         <w:jc w:val="right"/>
         <w:bidi/>
       </w:pPr>
       <w:r>
-        <w:rPr>
-          <w:b w:val="0"/>
-          <w:i w:val="0"/>
-        </w:rPr>
+        <w:t>[الطلبات / المرفقات] ===</w:t>
+        <w:br/>
         <w:t>بناء على ما سبق</w:t>
       </w:r>
     </w:p>
@@ -421,105 +411,97 @@
     </w:p>
     <w:p>
       <w:pPr>
+        <w:pStyle w:val="Heading2"/>
         <w:jc w:val="right"/>
         <w:bidi/>
       </w:pPr>
       <w:r>
-        <w:rPr>
-          <w:b w:val="0"/>
-          <w:i w:val="0"/>
-        </w:rPr>
+        <w:t>[المتن الفعلي: الوقائع / الأسباب / المنطوق] ===</w:t>
+        <w:br/>
         <w:t>والله يحفظكم ويرعاكم</w:t>
       </w:r>
     </w:p>
     <w:p>
       <w:pPr>
+        <w:pStyle w:val="Heading2"/>
         <w:jc w:val="right"/>
         <w:bidi/>
       </w:pPr>
       <w:r>
-        <w:rPr>
-          <w:b w:val="0"/>
-          <w:i w:val="0"/>
-        </w:rPr>
+        <w:t>[الطلبات / المرفقات] ===</w:t>
+        <w:br/>
         <w:t>مقدمه/ أسامة أحمد عباس زيني</w:t>
       </w:r>
     </w:p>
     <w:p>
       <w:pPr>
+        <w:pStyle w:val="Heading2"/>
         <w:jc w:val="right"/>
         <w:bidi/>
       </w:pPr>
       <w:r>
-        <w:rPr>
-          <w:b w:val="0"/>
-          <w:i w:val="0"/>
-        </w:rPr>
+        <w:t>[بيانات الأطراف: المدعي / المدعى عليه / الحاضرون] ===</w:t>
+        <w:br/>
         <w:t>هوية وطنية رقم: (1008017301)</w:t>
       </w:r>
     </w:p>
     <w:p>
       <w:pPr>
+        <w:pStyle w:val="Heading2"/>
         <w:jc w:val="right"/>
         <w:bidi/>
       </w:pPr>
       <w:r>
-        <w:rPr>
-          <w:b w:val="0"/>
-          <w:i w:val="0"/>
-        </w:rPr>
+        <w:t>[ترويسة / كليشة رسمية — معلومات متكررة] ===</w:t>
+        <w:br/>
         <w:t>جوال رقم/ 050 562 0363</w:t>
       </w:r>
     </w:p>
     <w:p>
       <w:pPr>
+        <w:pStyle w:val="Heading2"/>
         <w:jc w:val="right"/>
         <w:bidi/>
       </w:pPr>
       <w:r>
-        <w:rPr>
-          <w:b w:val="0"/>
-          <w:i w:val="0"/>
-        </w:rPr>
+        <w:t>[الطلبات / المرفقات] ===</w:t>
+        <w:br/>
         <w:t>المرفقات:</w:t>
       </w:r>
     </w:p>
     <w:p>
       <w:pPr>
+        <w:pStyle w:val="Heading2"/>
         <w:jc w:val="right"/>
         <w:bidi/>
       </w:pPr>
       <w:r>
-        <w:rPr>
-          <w:b w:val="0"/>
-          <w:i w:val="0"/>
-        </w:rPr>
+        <w:t>[المتن الفعلي: الوقائع / الأسباب / المنطوق] ===</w:t>
+        <w:br/>
         <w:t>1- صورة عقد بيع حصة المورث بمبلغ 120 مليون.</w:t>
       </w:r>
     </w:p>
     <w:p>
       <w:pPr>
+        <w:pStyle w:val="Heading2"/>
         <w:jc w:val="right"/>
         <w:bidi/>
       </w:pPr>
       <w:r>
-        <w:rPr>
-          <w:b w:val="0"/>
-          <w:i w:val="0"/>
-        </w:rPr>
+        <w:t>[الطلبات / المرفقات] ===</w:t>
+        <w:br/>
         <w:t>2- صورة من قرار الشركاء بما يفيد تنازل المورث عن حصته بالقيمة الاسمية وموقع من عدنان.</w:t>
       </w:r>
     </w:p>
     <w:p>
       <w:pPr>
+        <w:pStyle w:val="Heading2"/>
         <w:jc w:val="right"/>
         <w:bidi/>
       </w:pPr>
       <w:r>
-        <w:rPr>
-          <w:b w:val="0"/>
-          <w:i w:val="0"/>
-        </w:rPr>
+        <w:t>[المتن الفعلي: الوقائع / الأسباب / المنطوق] ===</w:t>
+        <w:br/>
         <w:t>3- صورة شيك بمبلغ 450 ألف ريال، وصور شيكات أخرى بمبلغ 6مليون سداد ديون.</w:t>
       </w:r>
     </w:p>

--- a/zaini_case_audit_output/outputs/word/documents/152_الشكوى (وورد).docx
+++ b/zaini_case_audit_output/outputs/word/documents/152_الشكوى (وورد).docx
@@ -51,20 +51,6 @@
           <w:i/>
         </w:rPr>
         <w:t>[مخرج آلي / Script Output - سماوي]  [مخرج آلي يحتاج مراجعة بشرية - وردي]</w:t>
-      </w:r>
-    </w:p>
-    <w:p>
-      <w:pPr>
-        <w:jc w:val="right"/>
-        <w:bidi/>
-      </w:pPr>
-      <w:r>
-        <w:rPr>
-          <w:b w:val="0"/>
-          <w:i/>
-          <w:color w:val="C00000"/>
-        </w:rPr>
-        <w:t>[نص ممسوح OCR صُحِّح ترتيبه آلياً — قد يحتوي أخطاء طفيفة]</w:t>
       </w:r>
     </w:p>
     <w:p/>
@@ -216,7 +202,7 @@
           <w:b w:val="0"/>
           <w:i w:val="0"/>
         </w:rPr>
-        <w:t>.دوهش روضحب دلاولا نم عقوملا عيبلا دقع تقفرأ1-</w:t>
+        <w:t>1-أرفقت عقد البيع الموقع من الوالد بحضور شهود.</w:t>
       </w:r>
     </w:p>
     <w:p>
